--- a/artifacts/docx/SESSION_STATE.docx
+++ b/artifacts/docx/SESSION_STATE.docx
@@ -135,7 +135,7 @@
     <w:p/>
     <w:p>
       <w:r>
-        <w:t>**As of** 2026-09-18, `[C130]` implementation close - causal simulation and evidence.</w:t>
+        <w:t>**As of** 2026-09-18, `[C127]` implementation close - causal simulation and evidence.</w:t>
       </w:r>
     </w:p>
     <w:p>
@@ -145,17 +145,27 @@
     </w:p>
     <w:p>
       <w:r>
-        <w:t>incomplete trajectory receipts. C127-C129 remain unmerged proposals; this</w:t>
-      </w:r>
-    </w:p>
-    <w:p>
-      <w:r>
-        <w:t>repair occupies the next unused proposal number. The local C126 record stays</w:t>
-      </w:r>
-    </w:p>
-    <w:p>
-      <w:r>
-        <w:t>historical, with its completion claims superseded here and in F-075.</w:t>
+        <w:t>incomplete trajectory receipts. The last local batch was C126, so this repair</w:t>
+      </w:r>
+    </w:p>
+    <w:p>
+      <w:r>
+        <w:t>is C127. Earlier proposals labelled C127-C129 did not reserve batch numbers.</w:t>
+      </w:r>
+    </w:p>
+    <w:p>
+      <w:r>
+        <w:t>The repair was initially published with the mistaken label C130; that label</w:t>
+      </w:r>
+    </w:p>
+    <w:p>
+      <w:r>
+        <w:t>survives in immutable capture names and published history only. The local C126</w:t>
+      </w:r>
+    </w:p>
+    <w:p>
+      <w:r>
+        <w:t>record stays historical, with its completion claims superseded here and in F-075.</w:t>
       </w:r>
     </w:p>
     <w:p/>
@@ -294,7 +304,7 @@
     <w:p/>
     <w:p>
       <w:r>
-        <w:t>**C125 implementation, reassessed during C130 recovery.**</w:t>
+        <w:t>**C125 implementation, reassessed during C127 recovery.**</w:t>
       </w:r>
     </w:p>
     <w:p>
@@ -339,7 +349,7 @@
     </w:p>
     <w:p>
       <w:r>
-        <w:t>Dormant daily and active ten-minute paths advance the state. C130 repairs the</w:t>
+        <w:t>Dormant daily and active ten-minute paths advance the state. C127 repairs the</w:t>
       </w:r>
     </w:p>
     <w:p>
@@ -10350,7 +10360,7 @@
     <w:p/>
     <w:p>
       <w:r>
-        <w:t>The source version is the version machine's output. C130 reached the install</w:t>
+        <w:t>The source version is the version machine's output. C127 reached the install</w:t>
       </w:r>
     </w:p>
     <w:p>
@@ -10807,7 +10817,7 @@
     </w:p>
     <w:p>
       <w:r>
-        <w:t xml:space="preserve">  since 2026-08-30. C130 observed Border 54 specifically: its wrapper discarded</w:t>
+        <w:t xml:space="preserve">  since 2026-08-30. C127 observed Border 54 specifically: its wrapper discarded</w:t>
       </w:r>
     </w:p>
     <w:p>

--- a/artifacts/docx/SESSION_STATE.docx
+++ b/artifacts/docx/SESSION_STATE.docx
@@ -142,6 +142,36 @@
       </w:pPr>
       <w:r>
         <w:t>Delivered product</w:t>
+      </w:r>
+    </w:p>
+    <w:p>
+      <w:r>
+        <w:t>D2 was published by self-merged PR139 (https://github.com/ellyj3rain/sao/pull/139)</w:t>
+      </w:r>
+    </w:p>
+    <w:p>
+      <w:r>
+        <w:t>on 2026-10-09 at 23:20 UTC. The delivery commit is 7144849d0efa3906d2cd60c319806958e69e3544.</w:t>
+      </w:r>
+    </w:p>
+    <w:p>
+      <w:r>
+        <w:t>At the 23:21 UTC checkpoint the source worktree was recentered on</w:t>
+      </w:r>
+    </w:p>
+    <w:p>
+      <w:r>
+        <w:t>neo/d3-construction-crafting-repair-utilities at that commit. The actual</w:t>
+      </w:r>
+    </w:p>
+    <w:p>
+      <w:r>
+        <w:t>merge was independently restored before publisher retirement; source files</w:t>
+      </w:r>
+    </w:p>
+    <w:p>
+      <w:r>
+        <w:t>and all 37 peer worktree indexes were preserved. D3 is the current main line.</w:t>
       </w:r>
     </w:p>
     <w:p>
@@ -609,6 +639,46 @@
     </w:p>
     <w:p>
       <w:r>
+        <w:t>The 2026-10-09 GitHub correction requires actual routing by changed inputs and</w:t>
+      </w:r>
+    </w:p>
+    <w:p>
+      <w:r>
+        <w:t>affected product contracts. The blanket full-suite publication veto was removed</w:t>
+      </w:r>
+    </w:p>
+    <w:p>
+      <w:r>
+        <w:t>from the live main-branch required-status policy while CodeQL and the protected</w:t>
+      </w:r>
+    </w:p>
+    <w:p>
+      <w:r>
+        <w:t>pull-request process remained in force. The replacement routing has separate</w:t>
+      </w:r>
+    </w:p>
+    <w:p>
+      <w:r>
+        <w:t>repository-maintenance ownership and publication; it does not enlarge D2</w:t>
+      </w:r>
+    </w:p>
+    <w:p>
+      <w:r>
+        <w:t>Leisure or earn another product version. Its required product job and advisory</w:t>
+      </w:r>
+    </w:p>
+    <w:p>
+      <w:r>
+        <w:t>maintenance findings retain their actual results. Source saving and normal</w:t>
+      </w:r>
+    </w:p>
+    <w:p>
+      <w:r>
+        <w:t>play remain independent of publication CI.</w:t>
+      </w:r>
+    </w:p>
+    <w:p>
+      <w:r>
         <w:t>neo-library (https://github.com/ellyj3rain/neo-library) is PRIVATE, version</w:t>
       </w:r>
     </w:p>
